--- a/LFPs/choice_task_intan_lfp_analysis_notes.docx
+++ b/LFPs/choice_task_intan_lfp_analysis_notes.docx
@@ -8,9 +8,11 @@
       </w:r>
     </w:p>
     <w:p>
+      <w:proofErr w:type="spellStart"/>
       <w:r>
         <w:t>script_calculate_trial_scalograms_from_saved_bipolars_DL.m</w:t>
       </w:r>
+      <w:proofErr w:type="spellEnd"/>
     </w:p>
     <w:p/>
     <w:p>
@@ -19,17 +21,34 @@
       </w:r>
     </w:p>
     <w:p>
+      <w:proofErr w:type="spellStart"/>
       <w:r>
         <w:t>script_plot_scalograms.m</w:t>
       </w:r>
+      <w:proofErr w:type="spellEnd"/>
     </w:p>
     <w:p/>
     <w:p>
       <w:r>
-        <w:t>function to calculate bipolar lfps:</w:t>
+        <w:t xml:space="preserve">function to calculate bipolar </w:t>
+      </w:r>
+      <w:proofErr w:type="spellStart"/>
+      <w:r>
+        <w:t>lfps</w:t>
+      </w:r>
+      <w:proofErr w:type="spellEnd"/>
+      <w:r>
+        <w:t>:</w:t>
       </w:r>
     </w:p>
     <w:p>
+      <w:pPr>
+        <w:rPr>
+          <w:rFonts w:ascii="Courier New" w:hAnsi="Courier New" w:cs="Courier New"/>
+          <w:color w:val="3A7C22" w:themeColor="accent6" w:themeShade="BF"/>
+        </w:rPr>
+      </w:pPr>
+      <w:proofErr w:type="spellStart"/>
       <w:r>
         <w:rPr>
           <w:rFonts w:ascii="Courier New" w:hAnsi="Courier New" w:cs="Courier New"/>
@@ -37,15 +56,23 @@
         </w:rPr>
         <w:t>calculate_bipolar_LFPs.m</w:t>
       </w:r>
+      <w:proofErr w:type="spellEnd"/>
       <w:r>
         <w:t xml:space="preserve">, which is called from </w:t>
       </w:r>
-      <w:r>
-        <w:t>???</w:t>
-      </w:r>
+      <w:proofErr w:type="spellStart"/>
+      <w:r>
+        <w:rPr>
+          <w:rFonts w:ascii="Courier New" w:hAnsi="Courier New" w:cs="Courier New"/>
+          <w:color w:val="3A7C22" w:themeColor="accent6" w:themeShade="BF"/>
+        </w:rPr>
+        <w:t>script_calculate_trial_scalograms_from_saved_bipolars_DL.m</w:t>
+      </w:r>
+      <w:proofErr w:type="spellEnd"/>
     </w:p>
     <w:p/>
     <w:p>
+      <w:proofErr w:type="spellStart"/>
       <w:r>
         <w:rPr>
           <w:rFonts w:ascii="Courier New" w:hAnsi="Courier New" w:cs="Courier New"/>
@@ -60,6 +87,7 @@
         </w:rPr>
         <w:t>.m</w:t>
       </w:r>
+      <w:proofErr w:type="spellEnd"/>
       <w:r>
         <w:rPr>
           <w:color w:val="275317" w:themeColor="accent6" w:themeShade="80"/>
@@ -87,8 +115,13 @@
       </w:r>
     </w:p>
     <w:p>
-      <w:r>
-        <w:t>summary_xls_dir = '\\corexfs.med.umich.edu\SharedX\Neuro-Leventhal\data\ChoiceTask\Probe Histology Summary'</w:t>
+      <w:proofErr w:type="spellStart"/>
+      <w:r>
+        <w:t>summary_xls_dir</w:t>
+      </w:r>
+      <w:proofErr w:type="spellEnd"/>
+      <w:r>
+        <w:t xml:space="preserve"> = '\\corexfs.med.umich.edu\SharedX\Neuro-Leventhal\data\ChoiceTask\Probe Histology Summary'</w:t>
       </w:r>
     </w:p>
     <w:p>
